--- a/Quanta, Actually - SERIES/QED Course/chapters/Lesson 10 Wave Functions and Hilbert Spaces.docx
+++ b/Quanta, Actually - SERIES/QED Course/chapters/Lesson 10 Wave Functions and Hilbert Spaces.docx
@@ -17,7 +17,7 @@
         <w:jc w:val="center"/>
       </w:pPr>
       <w:r>
-        <w:t>Lesson 10 of the Complete Quantum Electrodynamics Course</w:t>
+        <w:t>Lesson 10 of Quantum, Actually, Volume 2: A QED Course</w:t>
       </w:r>
     </w:p>
     <w:p>
@@ -518,6 +518,67 @@
         </w:tc>
       </w:tr>
     </w:tbl>
+    <w:tbl>
+      <w:tblPr>
+        <w:tblW w:type="auto" w:w="0"/>
+        <w:jc w:val="center"/>
+        <w:tblLayout w:type="fixed"/>
+        <w:tblLook w:firstColumn="1" w:firstRow="1" w:lastColumn="0" w:lastRow="0" w:noHBand="0" w:noVBand="1" w:val="04A0"/>
+        <w:tblBorders>
+          <w:top w:val="single" w:sz="8" w:color="7FA7CF"/>
+          <w:left w:val="single" w:sz="8" w:color="7FA7CF"/>
+          <w:bottom w:val="single" w:sz="8" w:color="7FA7CF"/>
+          <w:right w:val="single" w:sz="8" w:color="7FA7CF"/>
+        </w:tblBorders>
+      </w:tblPr>
+      <w:tblGrid>
+        <w:gridCol w:w="9392"/>
+      </w:tblGrid>
+      <w:tr>
+        <w:tc>
+          <w:tcPr>
+            <w:tcW w:type="dxa" w:w="9392"/>
+            <w:shd w:fill="F3F7FB"/>
+            <w:tcMar>
+              <w:top w:w="140" w:type="dxa"/>
+              <w:start w:w="140" w:type="dxa"/>
+              <w:bottom w:w="140" w:type="dxa"/>
+              <w:end w:w="140" w:type="dxa"/>
+            </w:tcMar>
+          </w:tcPr>
+          <w:p>
+            <w:r>
+              <w:rPr>
+                <w:b/>
+                <w:color w:val="1F4E78"/>
+              </w:rPr>
+              <w:t>First pass: the result before the derivation</w:t>
+            </w:r>
+          </w:p>
+          <w:p>
+            <w:pPr>
+              <w:spacing w:after="60"/>
+            </w:pPr>
+            <w:r>
+              <w:t>A quantum state is a vector |ψ⟩ in a complex vector space; amplitudes are inner products ⟨φ|ψ⟩; probabilities are |⟨φ|ψ⟩|²; and states must be normalized, ⟨ψ|ψ⟩ = 1.</w:t>
+            </w:r>
+          </w:p>
+          <w:p>
+            <w:pPr>
+              <w:spacing w:after="60"/>
+            </w:pPr>
+            <w:r>
+              <w:t>These are Prologue 8's bras and kets with the full rules attached.</w:t>
+            </w:r>
+          </w:p>
+        </w:tc>
+      </w:tr>
+    </w:tbl>
+    <w:p>
+      <w:pPr>
+        <w:spacing w:after="80"/>
+      </w:pPr>
+    </w:p>
     <w:p>
       <w:pPr>
         <w:pStyle w:val="Heading2"/>
@@ -729,7 +790,52 @@
     </w:p>
     <w:p>
       <w:r>
-        <w:t>Verify that ψ(x) = A e^(−x²/2a²) (one dimension, for simplicity) can be normalized. Using the Gaussian integral of Lesson 2, ∫|ψ|²dx = A²∫e^(−x²/a²)dx = A²a√π. Setting this to 1 gives A = (πa²)^(−1/4). The probability density |ψ(x)|² = (πa²)^(−1/2)e^(−x²/a²) is itself a Gaussian, with the particle most likely to be found near x = 0 and the probability falling off over a distance of order a.</w:t>
+        <w:t>Verify that ψ(x) = A e</w:t>
+      </w:r>
+      <w:r>
+        <w:rPr>
+          <w:vertAlign w:val="superscript"/>
+        </w:rPr>
+        <w:t>−x²/2a²</w:t>
+      </w:r>
+      <w:r>
+        <w:t xml:space="preserve"> (one dimension, for simplicity) can be normalized. Using the Gaussian integral of Lesson 2, ∫|ψ|²dx = A²∫e</w:t>
+      </w:r>
+      <w:r>
+        <w:rPr>
+          <w:vertAlign w:val="superscript"/>
+        </w:rPr>
+        <w:t>−x²/a²</w:t>
+      </w:r>
+      <w:r>
+        <w:t>dx = A²a√π. Setting this to 1 gives A = (πa²)</w:t>
+      </w:r>
+      <w:r>
+        <w:rPr>
+          <w:vertAlign w:val="superscript"/>
+        </w:rPr>
+        <w:t>−1/4</w:t>
+      </w:r>
+      <w:r>
+        <w:t>. The probability density |ψ(x)|² = (πa²)</w:t>
+      </w:r>
+      <w:r>
+        <w:rPr>
+          <w:vertAlign w:val="superscript"/>
+        </w:rPr>
+        <w:t>−1/2</w:t>
+      </w:r>
+      <w:r>
+        <w:t>e</w:t>
+      </w:r>
+      <w:r>
+        <w:rPr>
+          <w:vertAlign w:val="superscript"/>
+        </w:rPr>
+        <w:t>−x²/a²</w:t>
+      </w:r>
+      <w:r>
+        <w:t xml:space="preserve"> is itself a Gaussian, with the particle most likely to be found near x = 0 and the probability falling off over a distance of order a.</w:t>
       </w:r>
     </w:p>
     <w:p>
@@ -866,7 +972,79 @@
     </w:p>
     <w:p>
       <w:r>
-        <w:t>Check the inner-product axioms for two Gaussians centered at different points, φ(x) = (πa²)^(−1/4)e^(−(x−x₁)²/2a²) and ψ(x) = (πa²)^(−1/4)e^(−(x−x₂)²/2a²) in one dimension. Their overlap is ⟨φ|ψ⟩ = (πa²)^(−1/2)∫e^(−(x−x₁)²/2a²)e^(−(x−x₂)²/2a²)dx, a Gaussian integral of the type in Worked example 3 of Lesson 2, giving ⟨φ|ψ⟩ = e^(−(x₁−x₂)²/4a²). This overlap is real, positive, and equal to 1 when x₁ = x₂ and falls toward 0 as the packets separate: two states become more nearly orthogonal as they become more distinguishable, an idea sharpened in Lesson 11.</w:t>
+        <w:t>Check the inner-product axioms for two Gaussians centered at different points, φ(x) = (πa²)</w:t>
+      </w:r>
+      <w:r>
+        <w:rPr>
+          <w:vertAlign w:val="superscript"/>
+        </w:rPr>
+        <w:t>−1/4</w:t>
+      </w:r>
+      <w:r>
+        <w:t>e</w:t>
+      </w:r>
+      <w:r>
+        <w:rPr>
+          <w:vertAlign w:val="superscript"/>
+        </w:rPr>
+        <w:t>−(x−x₁)²/2a²</w:t>
+      </w:r>
+      <w:r>
+        <w:t xml:space="preserve"> and ψ(x) = (πa²)</w:t>
+      </w:r>
+      <w:r>
+        <w:rPr>
+          <w:vertAlign w:val="superscript"/>
+        </w:rPr>
+        <w:t>−1/4</w:t>
+      </w:r>
+      <w:r>
+        <w:t>e</w:t>
+      </w:r>
+      <w:r>
+        <w:rPr>
+          <w:vertAlign w:val="superscript"/>
+        </w:rPr>
+        <w:t>−(x−x₂)²/2a²</w:t>
+      </w:r>
+      <w:r>
+        <w:t xml:space="preserve"> in one dimension. Their overlap is ⟨φ|ψ⟩ = (πa²)</w:t>
+      </w:r>
+      <w:r>
+        <w:rPr>
+          <w:vertAlign w:val="superscript"/>
+        </w:rPr>
+        <w:t>−1/2</w:t>
+      </w:r>
+      <w:r>
+        <w:t>∫e</w:t>
+      </w:r>
+      <w:r>
+        <w:rPr>
+          <w:vertAlign w:val="superscript"/>
+        </w:rPr>
+        <w:t>−(x−x₁)²/2a²</w:t>
+      </w:r>
+      <w:r>
+        <w:t>e</w:t>
+      </w:r>
+      <w:r>
+        <w:rPr>
+          <w:vertAlign w:val="superscript"/>
+        </w:rPr>
+        <w:t>−(x−x₂)²/2a²</w:t>
+      </w:r>
+      <w:r>
+        <w:t>dx, a Gaussian integral of the type in Worked example 3 of Lesson 2, giving ⟨φ|ψ⟩ = e</w:t>
+      </w:r>
+      <w:r>
+        <w:rPr>
+          <w:vertAlign w:val="superscript"/>
+        </w:rPr>
+        <w:t>−(x₁−x₂)²/4a²</w:t>
+      </w:r>
+      <w:r>
+        <w:t>. This overlap is real, positive, and equal to 1 when x₁ = x₂ and falls toward 0 as the packets separate: two states become more nearly orthogonal as they become more distinguishable, an idea sharpened in Lesson 11.</w:t>
       </w:r>
     </w:p>
     <w:p>
@@ -1060,7 +1238,25 @@
     </w:p>
     <w:p>
       <w:r>
-        <w:t>This is a continuity equation of the form met in Lesson 7 for charge, and in Lesson 2 for the diffusion equation. It expresses that probability, like charge, is neither created nor destroyed but merely flows from one region to another. Lesson 24 derives the relativistic analogue of this current directly from the Dirac equation, where it becomes j^μ = ψ̄γ^μψ and plays the role of the electromagnetic current itself.</w:t>
+        <w:t>This is a continuity equation of the form met in Lesson 7 for charge, and in Lesson 2 for the diffusion equation. It expresses that probability, like charge, is neither created nor destroyed but merely flows from one region to another. Lesson 24 derives the relativistic analogue of this current directly from the Dirac equation, where it becomes j</w:t>
+      </w:r>
+      <w:r>
+        <w:rPr>
+          <w:vertAlign w:val="superscript"/>
+        </w:rPr>
+        <w:t>μ</w:t>
+      </w:r>
+      <w:r>
+        <w:t xml:space="preserve"> = ψ̄γ</w:t>
+      </w:r>
+      <w:r>
+        <w:rPr>
+          <w:vertAlign w:val="superscript"/>
+        </w:rPr>
+        <w:t>μ</w:t>
+      </w:r>
+      <w:r>
+        <w:t>ψ and plays the role of the electromagnetic current itself.</w:t>
       </w:r>
     </w:p>
     <w:p>
@@ -1073,7 +1269,16 @@
     </w:p>
     <w:p>
       <w:r>
-        <w:t>For a plane wave ψ = A e^(i(kx−ωt)) in one dimension, ∇ψ = ikψ, so j = (ℏk/m)|A|² = v|A|², the probability density times the classical velocity v = ℏk/m. This matches the intuitive picture of a stream of particles moving at velocity v with density |A|²; the current formula generalizes this picture to any wave function, including ones with no definite velocity.</w:t>
+        <w:t>For a plane wave ψ = A e</w:t>
+      </w:r>
+      <w:r>
+        <w:rPr>
+          <w:vertAlign w:val="superscript"/>
+        </w:rPr>
+        <w:t>i(kx−ωt)</w:t>
+      </w:r>
+      <w:r>
+        <w:t xml:space="preserve"> in one dimension, ∇ψ = ikψ, so j = (ℏk/m)|A|² = v|A|², the probability density times the classical velocity v = ℏk/m. This matches the intuitive picture of a stream of particles moving at velocity v with density |A|²; the current formula generalizes this picture to any wave function, including ones with no definite velocity.</w:t>
       </w:r>
     </w:p>
     <w:p>
@@ -1087,7 +1292,25 @@
     </w:p>
     <w:p>
       <w:r>
-        <w:t>Verify the continuity equation for a one-dimensional plane wave using the free Schrödinger equation iℏ∂_tψ = −(ℏ²/2m)∂ₓ²ψ (anticipating Lesson 12). For ψ = Ae^(i(kx−ωt)), ρ = |A|² is constant in time, so ∂ρ/∂t = 0. The current j = (ℏk/m)|A|² is also constant in x, so ∂ⱼ/∂x = 0. Both sides of the continuity equation vanish separately, consistent with a stationary, uniform probability flow.</w:t>
+        <w:t>Verify the continuity equation for a one-dimensional plane wave using the free Schrödinger equation iℏ∂</w:t>
+      </w:r>
+      <w:r>
+        <w:rPr>
+          <w:vertAlign w:val="subscript"/>
+        </w:rPr>
+        <w:t>t</w:t>
+      </w:r>
+      <w:r>
+        <w:t>ψ = −(ℏ²/2m)∂ₓ²ψ (anticipating Lesson 12). For ψ = Ae</w:t>
+      </w:r>
+      <w:r>
+        <w:rPr>
+          <w:vertAlign w:val="superscript"/>
+        </w:rPr>
+        <w:t>i(kx−ωt)</w:t>
+      </w:r>
+      <w:r>
+        <w:t>, ρ = |A|² is constant in time, so ∂ρ/∂t = 0. The current j = (ℏk/m)|A|² is also constant in x, so ∂ⱼ/∂x = 0. Both sides of the continuity equation vanish separately, consistent with a stationary, uniform probability flow.</w:t>
       </w:r>
     </w:p>
     <w:p>
@@ -1230,7 +1453,16 @@
     </w:p>
     <w:p>
       <w:r>
-        <w:t>This is the infinite-dimensional analogue of the finite expansion of Lesson 1's Section 3.3, with the sum over a discrete or continuous label n and the resolution of the identity Σₙ|uₙ⟩⟨uₙ| = I holding in the same sense. The Fourier series of Lesson 2 is the special case in which the basis functions are e^(2πinx/L)/√L on an interval of length L.</w:t>
+        <w:t>This is the infinite-dimensional analogue of the finite expansion of Lesson 1's Section 3.3, with the sum over a discrete or continuous label n and the resolution of the identity Σₙ|uₙ⟩⟨uₙ| = I holding in the same sense. The Fourier series of Lesson 2 is the special case in which the basis functions are e</w:t>
+      </w:r>
+      <w:r>
+        <w:rPr>
+          <w:vertAlign w:val="superscript"/>
+        </w:rPr>
+        <w:t>2πinx/L</w:t>
+      </w:r>
+      <w:r>
+        <w:t>/√L on an interval of length L.</w:t>
       </w:r>
     </w:p>
     <w:p>
@@ -1350,7 +1582,16 @@
     </w:p>
     <w:p>
       <w:r>
-        <w:t>The plane waves e^(ikx)/√(2π), in one dimension, play the same formal role for momentum that δ(x−x₀) plays for position; Lesson 13 makes this basis precise using the Fourier transform of Lesson 2 and shows that expanding ψ in this basis gives exactly the momentum-space wave function ψ̃(k).</w:t>
+        <w:t>The plane waves e</w:t>
+      </w:r>
+      <w:r>
+        <w:rPr>
+          <w:vertAlign w:val="superscript"/>
+        </w:rPr>
+        <w:t>ikx</w:t>
+      </w:r>
+      <w:r>
+        <w:t>/√(2π), in one dimension, play the same formal role for momentum that δ(x−x₀) plays for position; Lesson 13 makes this basis precise using the Fourier transform of Lesson 2 and shows that expanding ψ in this basis gives exactly the momentum-space wave function ψ̃(k).</w:t>
       </w:r>
     </w:p>
     <w:p>
@@ -1364,7 +1605,25 @@
     </w:p>
     <w:p>
       <w:r>
-        <w:t>Compute ⟨δₓ₀|ψ⟩ for ψ(x) = (πa²)^(−1/4)e^(−x²/2a²): the formal inner product with the delta function returns ψ(x₀) itself, illustrating that the "coefficients" cₓ₀ of the position basis expansion are simply the values of the wave function.</w:t>
+        <w:t>Compute ⟨δₓ₀|ψ⟩ for ψ(x) = (πa²)</w:t>
+      </w:r>
+      <w:r>
+        <w:rPr>
+          <w:vertAlign w:val="superscript"/>
+        </w:rPr>
+        <w:t>−1/4</w:t>
+      </w:r>
+      <w:r>
+        <w:t>e</w:t>
+      </w:r>
+      <w:r>
+        <w:rPr>
+          <w:vertAlign w:val="superscript"/>
+        </w:rPr>
+        <w:t>−x²/2a²</w:t>
+      </w:r>
+      <w:r>
+        <w:t>: the formal inner product with the delta function returns ψ(x₀) itself, illustrating that the "coefficients" cₓ₀ of the position basis expansion are simply the values of the wave function.</w:t>
       </w:r>
     </w:p>
     <w:p>
@@ -1815,7 +2074,34 @@
     </w:p>
     <w:p>
       <w:r>
-        <w:t>For the Gaussian of Worked example 1, ⟨x⟩ = 0 by symmetry, and ⟨x²⟩ = ∫x²|ψ|²dx = (πa²)^(−1/2)∫x²e^(−x²/a²)dx. Using the result of Worked example 3 in Lesson 2 with the substitution a → 1/a² there, ∫x²e^(−x²/a²)dx = (a√π/2)a², so ⟨x²⟩ = a²/2, and σₓ = a/√2. The width parameter a in the wave function and the statistical spread σₓ differ by this factor of √2, a distinction worth keeping straight when comparing formulas from different sources.</w:t>
+        <w:t>For the Gaussian of Worked example 1, ⟨x⟩ = 0 by symmetry, and ⟨x²⟩ = ∫x²|ψ|²dx = (πa²)</w:t>
+      </w:r>
+      <w:r>
+        <w:rPr>
+          <w:vertAlign w:val="superscript"/>
+        </w:rPr>
+        <w:t>−1/2</w:t>
+      </w:r>
+      <w:r>
+        <w:t>∫x²e</w:t>
+      </w:r>
+      <w:r>
+        <w:rPr>
+          <w:vertAlign w:val="superscript"/>
+        </w:rPr>
+        <w:t>−x²/a²</w:t>
+      </w:r>
+      <w:r>
+        <w:t>dx. Using the result of Worked example 3 in Lesson 2 with the substitution a → 1/a² there, ∫x²e</w:t>
+      </w:r>
+      <w:r>
+        <w:rPr>
+          <w:vertAlign w:val="superscript"/>
+        </w:rPr>
+        <w:t>−x²/a²</w:t>
+      </w:r>
+      <w:r>
+        <w:t>dx = (a√π/2)a², so ⟨x²⟩ = a²/2, and σₓ = a/√2. The width parameter a in the wave function and the statistical spread σₓ differ by this factor of √2, a distinction worth keeping straight when comparing formulas from different sources.</w:t>
       </w:r>
     </w:p>
     <w:p>
@@ -1990,7 +2276,25 @@
           </w:tcPr>
           <w:p>
             <w:r>
-              <w:t>Template for the relativistic current j^μ = ψ̄γ^μψ (Lesson 24) and for charge conservation in QED</w:t>
+              <w:t>Template for the relativistic current j</w:t>
+            </w:r>
+            <w:r>
+              <w:rPr>
+                <w:vertAlign w:val="superscript"/>
+              </w:rPr>
+              <w:t>μ</w:t>
+            </w:r>
+            <w:r>
+              <w:t xml:space="preserve"> = ψ̄γ</w:t>
+            </w:r>
+            <w:r>
+              <w:rPr>
+                <w:vertAlign w:val="superscript"/>
+              </w:rPr>
+              <w:t>μ</w:t>
+            </w:r>
+            <w:r>
+              <w:t>ψ (Lesson 24) and for charge conservation in QED</w:t>
             </w:r>
           </w:p>
         </w:tc>
@@ -2351,7 +2655,22 @@
           </w:tcPr>
           <w:p>
             <w:r>
-              <w:t>Normalize ψ(x) = A e^(−|x|/b) in one dimension and find A in terms of b.</w:t>
+              <w:rPr>
+                <w:b/>
+              </w:rPr>
+              <w:t>Core.</w:t>
+            </w:r>
+            <w:r>
+              <w:t xml:space="preserve"> Normalize ψ(x) = A e</w:t>
+            </w:r>
+            <w:r>
+              <w:rPr>
+                <w:vertAlign w:val="superscript"/>
+              </w:rPr>
+              <w:t>−|x|/b</w:t>
+            </w:r>
+            <w:r>
+              <w:t xml:space="preserve"> in one dimension and find A in terms of b.</w:t>
             </w:r>
           </w:p>
         </w:tc>
@@ -2389,7 +2708,13 @@
           </w:tcPr>
           <w:p>
             <w:r>
-              <w:t>For the normalized wave function of Exercise 1, find the probability of finding the particle in −b &lt; x &lt; b.</w:t>
+              <w:rPr>
+                <w:b/>
+              </w:rPr>
+              <w:t>Core.</w:t>
+            </w:r>
+            <w:r>
+              <w:t xml:space="preserve"> For the normalized wave function of Exercise 1, find the probability of finding the particle in −b &lt; x &lt; b.</w:t>
             </w:r>
           </w:p>
         </w:tc>
@@ -2425,7 +2750,22 @@
           </w:tcPr>
           <w:p>
             <w:r>
-              <w:t>Show that if ψ is normalized, so is e^(iθ)ψ for any real constant θ, and explain why this does not represent a different physical state.</w:t>
+              <w:rPr>
+                <w:b/>
+              </w:rPr>
+              <w:t>Extension.</w:t>
+            </w:r>
+            <w:r>
+              <w:t xml:space="preserve"> Show that if ψ is normalized, so is e</w:t>
+            </w:r>
+            <w:r>
+              <w:rPr>
+                <w:vertAlign w:val="superscript"/>
+              </w:rPr>
+              <w:t>iθ</w:t>
+            </w:r>
+            <w:r>
+              <w:t>ψ for any real constant θ, and explain why this does not represent a different physical state.</w:t>
             </w:r>
           </w:p>
         </w:tc>
@@ -2463,7 +2803,13 @@
           </w:tcPr>
           <w:p>
             <w:r>
-              <w:t>For two functions ψ₁ and ψ₂ in L², verify by direct computation that ⟨ψ₁ + ψ₂|ψ₁ + ψ₂⟩ = ⟨ψ₁|ψ₁⟩ + ⟨ψ₂|ψ₂⟩ + 2Re⟨ψ₁|ψ₂⟩.</w:t>
+              <w:rPr>
+                <w:b/>
+              </w:rPr>
+              <w:t>Core.</w:t>
+            </w:r>
+            <w:r>
+              <w:t xml:space="preserve"> For two functions ψ₁ and ψ₂ in L², verify by direct computation that ⟨ψ₁ + ψ₂|ψ₁ + ψ₂⟩ = ⟨ψ₁|ψ₁⟩ + ⟨ψ₂|ψ₂⟩ + 2Re⟨ψ₁|ψ₂⟩.</w:t>
             </w:r>
           </w:p>
         </w:tc>
@@ -2499,7 +2845,13 @@
           </w:tcPr>
           <w:p>
             <w:r>
-              <w:t>Show that the Cauchy Schwarz inequality of Lesson 1, Exercise 16, applied to L², implies that any ψ ∈ L² normalized against a normalized φ has |⟨φ|ψ⟩| ≤ 1.</w:t>
+              <w:rPr>
+                <w:b/>
+              </w:rPr>
+              <w:t>Core.</w:t>
+            </w:r>
+            <w:r>
+              <w:t xml:space="preserve"> Show that the Cauchy Schwarz inequality of Lesson 1, Exercise 16, applied to L², implies that any ψ ∈ L² normalized against a normalized φ has |⟨φ|ψ⟩| ≤ 1.</w:t>
             </w:r>
           </w:p>
         </w:tc>
@@ -2537,7 +2889,13 @@
           </w:tcPr>
           <w:p>
             <w:r>
-              <w:t>Two one-dimensional Gaussians of width a are centered at x = 0 and x = 3a. Estimate their overlap ⟨φ|ψ⟩ using Worked example 2 and comment on whether they are "nearly orthogonal."</w:t>
+              <w:rPr>
+                <w:b/>
+              </w:rPr>
+              <w:t>Core.</w:t>
+            </w:r>
+            <w:r>
+              <w:t xml:space="preserve"> Two one-dimensional Gaussians of width a are centered at x = 0 and x = 3a. Estimate their overlap ⟨φ|ψ⟩ using Worked example 2 and comment on whether they are "nearly orthogonal."</w:t>
             </w:r>
           </w:p>
         </w:tc>
@@ -2573,7 +2931,22 @@
           </w:tcPr>
           <w:p>
             <w:r>
-              <w:t>Derive the probability current for a general complex wave function ψ = R e^(iS) with R and S real, and show that j = (ℏ/m)R²∇S.</w:t>
+              <w:rPr>
+                <w:b/>
+              </w:rPr>
+              <w:t>Extension.</w:t>
+            </w:r>
+            <w:r>
+              <w:t xml:space="preserve"> Derive the probability current for a general complex wave function ψ = R e</w:t>
+            </w:r>
+            <w:r>
+              <w:rPr>
+                <w:vertAlign w:val="superscript"/>
+              </w:rPr>
+              <w:t>iS</w:t>
+            </w:r>
+            <w:r>
+              <w:t xml:space="preserve"> with R and S real, and show that j = (ℏ/m)R²∇S.</w:t>
             </w:r>
           </w:p>
         </w:tc>
@@ -2611,7 +2984,13 @@
           </w:tcPr>
           <w:p>
             <w:r>
-              <w:t>Using the result of Exercise 7, show that a wave function with real ψ everywhere carries zero probability current.</w:t>
+              <w:rPr>
+                <w:b/>
+              </w:rPr>
+              <w:t>Core.</w:t>
+            </w:r>
+            <w:r>
+              <w:t xml:space="preserve"> Using the result of Exercise 7, show that a wave function with real ψ everywhere carries zero probability current.</w:t>
             </w:r>
           </w:p>
         </w:tc>
@@ -2647,7 +3026,13 @@
           </w:tcPr>
           <w:p>
             <w:r>
-              <w:t>For the infinite well basis uₙ(x) = √(2/L)sin(nπx/L), verify ⟨u₁|u₂⟩ = 0 by direct integration.</w:t>
+              <w:rPr>
+                <w:b/>
+              </w:rPr>
+              <w:t>Extension.</w:t>
+            </w:r>
+            <w:r>
+              <w:t xml:space="preserve"> For the infinite well basis uₙ(x) = √(2/L)sin(nπx/L), verify ⟨u₁|u₂⟩ = 0 by direct integration.</w:t>
             </w:r>
           </w:p>
         </w:tc>
@@ -2685,7 +3070,13 @@
           </w:tcPr>
           <w:p>
             <w:r>
-              <w:t>A particle is in the state ψ = (u₁ + u₂)/√2 in the infinite well basis. Show ψ is normalized and state the probability of finding the particle with energy corresponding to n = 1.</w:t>
+              <w:rPr>
+                <w:b/>
+              </w:rPr>
+              <w:t>Core.</w:t>
+            </w:r>
+            <w:r>
+              <w:t xml:space="preserve"> A particle is in the state ψ = (u₁ + u₂)/√2 in the infinite well basis. Show ψ is normalized and state the probability of finding the particle with energy corresponding to n = 1.</w:t>
             </w:r>
           </w:p>
         </w:tc>
@@ -2721,7 +3112,31 @@
           </w:tcPr>
           <w:p>
             <w:r>
-              <w:t>Compute ⟨x⟩ for ψ(x) = A e^(−x²/2a²) e^(ik₀x) and explain why the extra phase factor does not shift the position expectation value.</w:t>
+              <w:rPr>
+                <w:b/>
+              </w:rPr>
+              <w:t>Extension.</w:t>
+            </w:r>
+            <w:r>
+              <w:t xml:space="preserve"> Compute ⟨x⟩ for ψ(x) = A e</w:t>
+            </w:r>
+            <w:r>
+              <w:rPr>
+                <w:vertAlign w:val="superscript"/>
+              </w:rPr>
+              <w:t>−x²/2a²</w:t>
+            </w:r>
+            <w:r>
+              <w:t xml:space="preserve"> e</w:t>
+            </w:r>
+            <w:r>
+              <w:rPr>
+                <w:vertAlign w:val="superscript"/>
+              </w:rPr>
+              <w:t>ik₀x</w:t>
+            </w:r>
+            <w:r>
+              <w:t xml:space="preserve"> and explain why the extra phase factor does not shift the position expectation value.</w:t>
             </w:r>
           </w:p>
         </w:tc>
@@ -2759,7 +3174,22 @@
           </w:tcPr>
           <w:p>
             <w:r>
-              <w:t>Compute σₓ² for the Gaussian of Exercise 11 and show it is unchanged by the phase factor e^(ik₀x).</w:t>
+              <w:rPr>
+                <w:b/>
+              </w:rPr>
+              <w:t>Core.</w:t>
+            </w:r>
+            <w:r>
+              <w:t xml:space="preserve"> Compute σₓ² for the Gaussian of Exercise 11 and show it is unchanged by the phase factor e</w:t>
+            </w:r>
+            <w:r>
+              <w:rPr>
+                <w:vertAlign w:val="superscript"/>
+              </w:rPr>
+              <w:t>ik₀x</w:t>
+            </w:r>
+            <w:r>
+              <w:t>.</w:t>
             </w:r>
           </w:p>
         </w:tc>
@@ -2795,7 +3225,13 @@
           </w:tcPr>
           <w:p>
             <w:r>
-              <w:t>Verify that δ(x − x₀) formally satisfies ∫δ(x−x₀)ψ(x)dx = ψ(x₀), and explain in one sentence why δ(x−x₀) itself is not in L².</w:t>
+              <w:rPr>
+                <w:b/>
+              </w:rPr>
+              <w:t>Extension.</w:t>
+            </w:r>
+            <w:r>
+              <w:t xml:space="preserve"> Verify that δ(x − x₀) formally satisfies ∫δ(x−x₀)ψ(x)dx = ψ(x₀), and explain in one sentence why δ(x−x₀) itself is not in L².</w:t>
             </w:r>
           </w:p>
         </w:tc>
@@ -2833,7 +3269,13 @@
           </w:tcPr>
           <w:p>
             <w:r>
-              <w:t>For the superposition of Worked example 6, write out |ψ|² explicitly at x = 0 assuming ψ₁ and ψ₂ are both real and positive there, and compare with |ψ₁|² + |ψ₂|² alone.</w:t>
+              <w:rPr>
+                <w:b/>
+              </w:rPr>
+              <w:t>Extension.</w:t>
+            </w:r>
+            <w:r>
+              <w:t xml:space="preserve"> For the superposition of Worked example 6, write out |ψ|² explicitly at x = 0 assuming ψ₁ and ψ₂ are both real and positive there, and compare with |ψ₁|² + |ψ₂|² alone.</w:t>
             </w:r>
           </w:p>
         </w:tc>
@@ -2869,7 +3311,13 @@
           </w:tcPr>
           <w:p>
             <w:r>
-              <w:t>Prove that if φ, ψ ∈ L², then αφ + βψ ∈ L² for any complex α, β, using the triangle inequality ‖φ+ψ‖ ≤ ‖φ‖+‖ψ‖ (assume this form of the inequality).</w:t>
+              <w:rPr>
+                <w:b/>
+              </w:rPr>
+              <w:t>Extension.</w:t>
+            </w:r>
+            <w:r>
+              <w:t xml:space="preserve"> Prove that if φ, ψ ∈ L², then αφ + βψ ∈ L² for any complex α, β, using the triangle inequality ‖φ+ψ‖ ≤ ‖φ‖+‖ψ‖ (assume this form of the inequality).</w:t>
             </w:r>
           </w:p>
         </w:tc>
@@ -2907,7 +3355,13 @@
           </w:tcPr>
           <w:p>
             <w:r>
-              <w:t>Challenge: for a general (not necessarily Gaussian) normalized ψ(x), show that the probability of finding the particle outside \[⟨x⟩ − nσₓ, ⟨x⟩ + nσₓ\] is at most 1/n² (Chebyshev's inequality), and evaluate the bound for n = 3.</w:t>
+              <w:rPr>
+                <w:b/>
+              </w:rPr>
+              <w:t>Challenge.</w:t>
+            </w:r>
+            <w:r>
+              <w:t xml:space="preserve"> For a general (not necessarily Gaussian) normalized ψ(x), show that the probability of finding the particle outside \[⟨x⟩ − nσₓ, ⟨x⟩ + nσₓ\] is at most 1/n² (Chebyshev's inequality), and evaluate the bound for n = 3.</w:t>
             </w:r>
           </w:p>
         </w:tc>
@@ -2924,6 +3378,14 @@
     <w:p>
       <w:r>
         <w:rPr>
+          <w:i/>
+        </w:rPr>
+        <w:t>Attempt each exercise before reading its solution. If you are stuck, read only the first sentence of the solution, then try again.</w:t>
+      </w:r>
+    </w:p>
+    <w:p>
+      <w:r>
+        <w:rPr>
           <w:b/>
         </w:rPr>
         <w:t>1.</w:t>
@@ -2932,7 +3394,25 @@
         <w:t xml:space="preserve"> </w:t>
       </w:r>
       <w:r>
-        <w:t>∫|ψ|²dx = A²∫e^(−2|x|/b)dx = A² × b = 1 (using ∫₀^∞e^(−2x/b)dx = b/2 on each half-line), so A = 1/√b.</w:t>
+        <w:t>∫|ψ|²dx = A²∫e</w:t>
+      </w:r>
+      <w:r>
+        <w:rPr>
+          <w:vertAlign w:val="superscript"/>
+        </w:rPr>
+        <w:t>−2|x|/b</w:t>
+      </w:r>
+      <w:r>
+        <w:t>dx = A² × b = 1 (using ∫₀^∞e</w:t>
+      </w:r>
+      <w:r>
+        <w:rPr>
+          <w:vertAlign w:val="superscript"/>
+        </w:rPr>
+        <w:t>−2x/b</w:t>
+      </w:r>
+      <w:r>
+        <w:t>dx = b/2 on each half-line), so A = 1/√b.</w:t>
       </w:r>
     </w:p>
     <w:p>
@@ -2946,7 +3426,58 @@
         <w:t xml:space="preserve"> </w:t>
       </w:r>
       <w:r>
-        <w:t>P = ∫_(−b)^b (1/b)e^(−2|x|/b)dx = (2/b)∫₀^b e^(−2x/b)dx = 1 − e^(−2) ≈ 0.865.</w:t>
+        <w:t>P = ∫</w:t>
+      </w:r>
+      <w:r>
+        <w:rPr>
+          <w:vertAlign w:val="subscript"/>
+        </w:rPr>
+        <w:t>−b</w:t>
+      </w:r>
+      <w:r>
+        <w:rPr>
+          <w:vertAlign w:val="superscript"/>
+        </w:rPr>
+        <w:t>b</w:t>
+      </w:r>
+      <w:r>
+        <w:t xml:space="preserve"> (1/b)e</w:t>
+      </w:r>
+      <w:r>
+        <w:rPr>
+          <w:vertAlign w:val="superscript"/>
+        </w:rPr>
+        <w:t>−2|x|/b</w:t>
+      </w:r>
+      <w:r>
+        <w:t>dx = (2/b)∫₀</w:t>
+      </w:r>
+      <w:r>
+        <w:rPr>
+          <w:vertAlign w:val="superscript"/>
+        </w:rPr>
+        <w:t>b</w:t>
+      </w:r>
+      <w:r>
+        <w:t xml:space="preserve"> e</w:t>
+      </w:r>
+      <w:r>
+        <w:rPr>
+          <w:vertAlign w:val="superscript"/>
+        </w:rPr>
+        <w:t>−2x/b</w:t>
+      </w:r>
+      <w:r>
+        <w:t>dx = 1 − e</w:t>
+      </w:r>
+      <w:r>
+        <w:rPr>
+          <w:vertAlign w:val="superscript"/>
+        </w:rPr>
+        <w:t>−2</w:t>
+      </w:r>
+      <w:r>
+        <w:t xml:space="preserve"> ≈ 0.865.</w:t>
       </w:r>
     </w:p>
     <w:p>
@@ -2960,7 +3491,52 @@
         <w:t xml:space="preserve"> </w:t>
       </w:r>
       <w:r>
-        <w:t>⟨e^(iθ)ψ|e^(iθ)ψ⟩ = e^(−iθ)e^(iθ)⟨ψ|ψ⟩ = ⟨ψ|ψ⟩ = 1. The Born rule depends only on |ψ|², and |e^(iθ)ψ|² = |ψ|² everywhere, so the two wave functions predict identical outcome probabilities for every measurement: an overall phase is unobservable, as in Lesson 1.</w:t>
+        <w:t>⟨e</w:t>
+      </w:r>
+      <w:r>
+        <w:rPr>
+          <w:vertAlign w:val="superscript"/>
+        </w:rPr>
+        <w:t>iθ</w:t>
+      </w:r>
+      <w:r>
+        <w:t>ψ|e</w:t>
+      </w:r>
+      <w:r>
+        <w:rPr>
+          <w:vertAlign w:val="superscript"/>
+        </w:rPr>
+        <w:t>iθ</w:t>
+      </w:r>
+      <w:r>
+        <w:t>ψ⟩ = e</w:t>
+      </w:r>
+      <w:r>
+        <w:rPr>
+          <w:vertAlign w:val="superscript"/>
+        </w:rPr>
+        <w:t>−iθ</w:t>
+      </w:r>
+      <w:r>
+        <w:t>e</w:t>
+      </w:r>
+      <w:r>
+        <w:rPr>
+          <w:vertAlign w:val="superscript"/>
+        </w:rPr>
+        <w:t>iθ</w:t>
+      </w:r>
+      <w:r>
+        <w:t>⟨ψ|ψ⟩ = ⟨ψ|ψ⟩ = 1. The Born rule depends only on |ψ|², and |e</w:t>
+      </w:r>
+      <w:r>
+        <w:rPr>
+          <w:vertAlign w:val="superscript"/>
+        </w:rPr>
+        <w:t>iθ</w:t>
+      </w:r>
+      <w:r>
+        <w:t>ψ|² = |ψ|² everywhere, so the two wave functions predict identical outcome probabilities for every measurement: an overall phase is unobservable, as in Lesson 1.</w:t>
       </w:r>
     </w:p>
     <w:p>
@@ -3002,7 +3578,25 @@
         <w:t xml:space="preserve"> </w:t>
       </w:r>
       <w:r>
-        <w:t>By Worked example 2, ⟨φ|ψ⟩ = e^(−(3a)²/4a²) = e^(−9/4) ≈ 0.105. The overlap is small but not zero; the states are approximately, not exactly, orthogonal, with the approximation improving exponentially as the separation grows relative to a.</w:t>
+        <w:t>By Worked example 2, ⟨φ|ψ⟩ = e</w:t>
+      </w:r>
+      <w:r>
+        <w:rPr>
+          <w:vertAlign w:val="superscript"/>
+        </w:rPr>
+        <w:t>−(3a)²/4a²</w:t>
+      </w:r>
+      <w:r>
+        <w:t xml:space="preserve"> = e</w:t>
+      </w:r>
+      <w:r>
+        <w:rPr>
+          <w:vertAlign w:val="superscript"/>
+        </w:rPr>
+        <w:t>−9/4</w:t>
+      </w:r>
+      <w:r>
+        <w:t xml:space="preserve"> ≈ 0.105. The overlap is small but not zero; the states are approximately, not exactly, orthogonal, with the approximation improving exponentially as the separation grows relative to a.</w:t>
       </w:r>
     </w:p>
     <w:p>
@@ -3016,7 +3610,34 @@
         <w:t xml:space="preserve"> </w:t>
       </w:r>
       <w:r>
-        <w:t>With ψ = Re^(iS), ψ* = Re^(−iS), ∇ψ = (∇R + iR∇S)e^(iS), so ψ*∇ψ = R∇R + iR²∇S. The imaginary part is R²∇S, so j = (ℏ/m)Im[ψ*∇ψ] = (ℏ/m)R²∇S.</w:t>
+        <w:t>With ψ = Re</w:t>
+      </w:r>
+      <w:r>
+        <w:rPr>
+          <w:vertAlign w:val="superscript"/>
+        </w:rPr>
+        <w:t>iS</w:t>
+      </w:r>
+      <w:r>
+        <w:t>, ψ* = Re</w:t>
+      </w:r>
+      <w:r>
+        <w:rPr>
+          <w:vertAlign w:val="superscript"/>
+        </w:rPr>
+        <w:t>−iS</w:t>
+      </w:r>
+      <w:r>
+        <w:t>, ∇ψ = (∇R + iR∇S)e</w:t>
+      </w:r>
+      <w:r>
+        <w:rPr>
+          <w:vertAlign w:val="superscript"/>
+        </w:rPr>
+        <w:t>iS</w:t>
+      </w:r>
+      <w:r>
+        <w:t>, so ψ*∇ψ = R∇R + iR²∇S. The imaginary part is R²∇S, so j = (ℏ/m)Im[ψ*∇ψ] = (ℏ/m)R²∇S.</w:t>
       </w:r>
     </w:p>
     <w:p>
@@ -3044,7 +3665,34 @@
         <w:t xml:space="preserve"> </w:t>
       </w:r>
       <w:r>
-        <w:t>⟨u₁|u₂⟩ = (2/L)∫₀^L sin(πx/L)sin(2πx/L)dx. Using the product-to-sum identity, this is (1/L)∫₀^L[cos(πx/L) − cos(3πx/L)]dx, and each cosine integrates to zero over the full range because it completes a half or one-and-a-half periods symmetric about L/2... direct evaluation gives [L/π sin(πx/L) − L/3π sin(3πx/L)]₀^L = 0, confirming orthogonality.</w:t>
+        <w:t>⟨u₁|u₂⟩ = (2/L)∫₀</w:t>
+      </w:r>
+      <w:r>
+        <w:rPr>
+          <w:vertAlign w:val="superscript"/>
+        </w:rPr>
+        <w:t>L</w:t>
+      </w:r>
+      <w:r>
+        <w:t xml:space="preserve"> sin(πx/L)sin(2πx/L)dx. Using the product-to-sum identity, this is (1/L)∫₀</w:t>
+      </w:r>
+      <w:r>
+        <w:rPr>
+          <w:vertAlign w:val="superscript"/>
+        </w:rPr>
+        <w:t>L</w:t>
+      </w:r>
+      <w:r>
+        <w:t>[cos(πx/L) − cos(3πx/L)]dx, and each cosine integrates to zero over the full range because it completes a half or one-and-a-half periods symmetric about L/2... direct evaluation gives [L/π sin(πx/L) − L/3π sin(3πx/L)]₀</w:t>
+      </w:r>
+      <w:r>
+        <w:rPr>
+          <w:vertAlign w:val="superscript"/>
+        </w:rPr>
+        <w:t>L</w:t>
+      </w:r>
+      <w:r>
+        <w:t xml:space="preserve"> = 0, confirming orthogonality.</w:t>
       </w:r>
     </w:p>
     <w:p>
@@ -3072,7 +3720,25 @@
         <w:t xml:space="preserve"> </w:t>
       </w:r>
       <w:r>
-        <w:t>⟨x⟩ = ∫x|ψ|²dx = ∫x A²e^(−x²/a²)dx = 0 by the odd symmetry of the integrand, since |e^(ik₀x)|² = 1 contributes no x dependence at all; the phase factor does not affect |ψ|² and hence cannot shift any expectation value computed from |ψ|² alone.</w:t>
+        <w:t>⟨x⟩ = ∫x|ψ|²dx = ∫x A²e</w:t>
+      </w:r>
+      <w:r>
+        <w:rPr>
+          <w:vertAlign w:val="superscript"/>
+        </w:rPr>
+        <w:t>−x²/a²</w:t>
+      </w:r>
+      <w:r>
+        <w:t>dx = 0 by the odd symmetry of the integrand, since |e</w:t>
+      </w:r>
+      <w:r>
+        <w:rPr>
+          <w:vertAlign w:val="superscript"/>
+        </w:rPr>
+        <w:t>ik₀x</w:t>
+      </w:r>
+      <w:r>
+        <w:t>|² = 1 contributes no x dependence at all; the phase factor does not affect |ψ|² and hence cannot shift any expectation value computed from |ψ|² alone.</w:t>
       </w:r>
     </w:p>
     <w:p>
@@ -3086,7 +3752,25 @@
         <w:t xml:space="preserve"> </w:t>
       </w:r>
       <w:r>
-        <w:t>σₓ² = ⟨x²⟩ = a²/2 as in Worked example 7, again because |ψ|² = A²e^(−x²/a²) is completely unaffected by the phase e^(ik₀x).</w:t>
+        <w:t>σₓ² = ⟨x²⟩ = a²/2 as in Worked example 7, again because |ψ|² = A²e</w:t>
+      </w:r>
+      <w:r>
+        <w:rPr>
+          <w:vertAlign w:val="superscript"/>
+        </w:rPr>
+        <w:t>−x²/a²</w:t>
+      </w:r>
+      <w:r>
+        <w:t xml:space="preserve"> is completely unaffected by the phase e</w:t>
+      </w:r>
+      <w:r>
+        <w:rPr>
+          <w:vertAlign w:val="superscript"/>
+        </w:rPr>
+        <w:t>ik₀x</w:t>
+      </w:r>
+      <w:r>
+        <w:t>.</w:t>
       </w:r>
     </w:p>
     <w:p>
@@ -3142,7 +3826,16 @@
         <w:t xml:space="preserve"> </w:t>
       </w:r>
       <w:r>
-        <w:t>Chebyshev's inequality for any probability distribution states P(|x−⟨x⟩| ≥ nσₓ) ≤ 1/n², proved by noting σₓ² = ∫(x−⟨x⟩)²|ψ|²dx ≥ ∫_(|x−⟨x⟩|≥nσₓ) (x−⟨x⟩)²|ψ|²dx ≥ n²σₓ² P(|x−⟨x⟩|≥nσₓ), and dividing by n²σₓ². For n = 3, the probability of finding the particle more than three standard deviations from the mean is at most 1/9 ≈ 0.111, a bound that holds for every normalizable wave function, however exotic its shape.</w:t>
+        <w:t>Chebyshev's inequality for any probability distribution states P(|x−⟨x⟩| ≥ nσₓ) ≤ 1/n², proved by noting σₓ² = ∫(x−⟨x⟩)²|ψ|²dx ≥ ∫</w:t>
+      </w:r>
+      <w:r>
+        <w:rPr>
+          <w:vertAlign w:val="subscript"/>
+        </w:rPr>
+        <w:t>|x−⟨x⟩|≥nσₓ</w:t>
+      </w:r>
+      <w:r>
+        <w:t xml:space="preserve"> (x−⟨x⟩)²|ψ|²dx ≥ n²σₓ² P(|x−⟨x⟩|≥nσₓ), and dividing by n²σₓ². For n = 3, the probability of finding the particle more than three standard deviations from the mean is at most 1/9 ≈ 0.111, a bound that holds for every normalizable wave function, however exotic its shape.</w:t>
       </w:r>
     </w:p>
     <w:p>
@@ -3150,71 +3843,12 @@
         <w:pStyle w:val="Heading2"/>
       </w:pPr>
       <w:r>
-        <w:t>Mastery checklist</w:t>
+        <w:t>Mastery check</w:t>
       </w:r>
     </w:p>
     <w:p>
-      <w:pPr>
-        <w:pStyle w:val="ListBullet"/>
-      </w:pPr>
       <w:r>
-        <w:t>I can state the Born rule precisely, including what it does and does not say about a single measurement.</w:t>
-      </w:r>
-    </w:p>
-    <w:p>
-      <w:pPr>
-        <w:pStyle w:val="ListBullet"/>
-      </w:pPr>
-      <w:r>
-        <w:t>I can verify that a given wave function is normalizable and compute its normalization constant.</w:t>
-      </w:r>
-    </w:p>
-    <w:p>
-      <w:pPr>
-        <w:pStyle w:val="ListBullet"/>
-      </w:pPr>
-      <w:r>
-        <w:t>I can write the L² inner product and check that it satisfies the axioms of Lesson 1.</w:t>
-      </w:r>
-    </w:p>
-    <w:p>
-      <w:pPr>
-        <w:pStyle w:val="ListBullet"/>
-      </w:pPr>
-      <w:r>
-        <w:t>I can derive the probability current from a wave function written in polar form R e^(iS).</w:t>
-      </w:r>
-    </w:p>
-    <w:p>
-      <w:pPr>
-        <w:pStyle w:val="ListBullet"/>
-      </w:pPr>
-      <w:r>
-        <w:t>I can expand a wave function in an orthonormal basis and interpret |cₙ|² as a probability.</w:t>
-      </w:r>
-    </w:p>
-    <w:p>
-      <w:pPr>
-        <w:pStyle w:val="ListBullet"/>
-      </w:pPr>
-      <w:r>
-        <w:t>I can compute ⟨x⟩ and σₓ for a simple wave function and state what they mean statistically.</w:t>
-      </w:r>
-    </w:p>
-    <w:p>
-      <w:pPr>
-        <w:pStyle w:val="ListBullet"/>
-      </w:pPr>
-      <w:r>
-        <w:t>I can compute an interference term explicitly and explain why it has no classical counterpart.</w:t>
-      </w:r>
-    </w:p>
-    <w:p>
-      <w:pPr>
-        <w:pStyle w:val="ListBullet"/>
-      </w:pPr>
-      <w:r>
-        <w:t>I can explain, in one sentence, why an overall phase on ψ has no physical consequence.</w:t>
+        <w:t>Before moving on, do the Core exercises without looking at the solutions and state this lesson's main result from memory. If both go smoothly, continue; if not, reread the sections the missed exercises cite.</w:t>
       </w:r>
     </w:p>
     <w:p>
@@ -3266,7 +3900,7 @@
         <w:color w:val="5A5A5A"/>
         <w:sz w:val="16"/>
       </w:rPr>
-      <w:t>QED Course   Lesson 10</w:t>
+      <w:t>A QED Course   Lesson 10</w:t>
     </w:r>
   </w:p>
 </w:hdr>
